--- a/docs/source/01_수달라이프_고객서비스_이용약관_법률검토용초안.docx
+++ b/docs/source/01_수달라이프_고객서비스_이용약관_법률검토용초안.docx
@@ -751,7 +751,7 @@
         <w:keepLines/>
       </w:pPr>
       <w:r>
-        <w:t>이 약관은 (주)디에이치(이하 ‘회사’)가 운영하는 수달 라이프 플랫폼에서 고객 회원이 공급자의 생활서비스를 탐색·요청·비교·선택하고 거래를 관리하는 데 필요한 권리, 의무 및 책임사항을 정함을 목적으로 합니다.</w:t>
+        <w:t>이 약관은 (주)디에이치(이하 ‘회사’)가 운영하는 수달 라이프 플랫폼에서 고객 회원이 전문가의 생활서비스를 탐색·요청·비교·선택하고 거래를 관리하는 데 필요한 권리, 의무 및 책임사항을 정함을 목적으로 합니다.</w:t>
       </w:r>
     </w:p>
     <w:p>
@@ -767,7 +767,7 @@
         <w:keepLines/>
       </w:pPr>
       <w:r>
-        <w:t>① ‘플랫폼’은 고객과 공급자가 서비스 요청, 견적, 선택, 일정, 채팅, 작업완료, 사후관리 및 분쟁처리를 수행할 수 있도록 회사가 제공하는 정보통신서비스를 말합니다.</w:t>
+        <w:t>① ‘플랫폼’은 고객과 전문가가 서비스 요청, 견적, 선택, 일정, 채팅, 작업완료, 사후관리 및 분쟁처리를 수행할 수 있도록 회사가 제공하는 정보통신서비스를 말합니다.</w:t>
       </w:r>
     </w:p>
     <w:p>
@@ -783,7 +783,7 @@
         <w:keepLines/>
       </w:pPr>
       <w:r>
-        <w:t>③ ‘공급자’는 플랫폼을 통해 생활서비스를 제공하기 위해 등록하고 회사의 심사 또는 서비스별 승인을 받은 자를 말합니다.</w:t>
+        <w:t>③ ‘전문가’는 플랫폼을 통해 생활서비스를 제공하기 위해 등록하고 회사의 심사 또는 서비스별 승인을 받은 자를 말합니다.</w:t>
       </w:r>
     </w:p>
     <w:p>
@@ -791,7 +791,7 @@
         <w:keepLines/>
       </w:pPr>
       <w:r>
-        <w:t>④ ‘거래’는 고객이 공급자의 견적 또는 제안을 선택함으로써 고객과 공급자 사이에 성립하는 서비스 제공 계약을 말합니다.</w:t>
+        <w:t>④ ‘거래’는 고객이 전문가의 견적 또는 제안을 선택함으로써 고객과 전문가 사이에 성립하는 서비스 제공 계약을 말합니다.</w:t>
       </w:r>
     </w:p>
     <w:p>
@@ -799,7 +799,7 @@
         <w:keepLines/>
       </w:pPr>
       <w:r>
-        <w:t>⑤ ‘직접지급’은 서비스 대금을 고객이 공급자에게 직접 지급하는 방식을 말하며, 회사가 별도로 명시하지 않는 한 회사는 대금을 수령하거나 보관하지 않습니다.</w:t>
+        <w:t>⑤ ‘직접지급’은 서비스 대금을 고객이 전문가에게 직접 지급하는 방식을 말하며, 회사가 별도로 명시하지 않는 한 회사는 대금을 수령하거나 보관하지 않습니다.</w:t>
       </w:r>
     </w:p>
     <w:p>
@@ -815,7 +815,7 @@
         <w:keepLines/>
       </w:pPr>
       <w:r>
-        <w:t>① 회사는 고객과 공급자 사이의 거래를 중개하는 통신판매중개자이며 원칙적으로 개별 서비스 거래의 당사자가 아닙니다.</w:t>
+        <w:t>① 회사는 고객과 전문가 사이의 거래를 중개하는 통신판매중개자이며 원칙적으로 개별 서비스 거래의 당사자가 아닙니다.</w:t>
       </w:r>
     </w:p>
     <w:p>
@@ -823,7 +823,7 @@
         <w:keepLines/>
       </w:pPr>
       <w:r>
-        <w:t>② 서비스의 구체적 내용, 가격, 일정, 품질, 하자보수, 취소 및 환급 책임은 해당 거래조건과 관계 법령에 따라 고객과 공급자에게 귀속됩니다.</w:t>
+        <w:t>② 서비스의 구체적 내용, 가격, 일정, 품질, 하자보수, 취소 및 환급 책임은 해당 거래조건과 관계 법령에 따라 고객과 전문가에게 귀속됩니다.</w:t>
       </w:r>
     </w:p>
     <w:p>
@@ -839,7 +839,7 @@
         <w:keepLines/>
       </w:pPr>
       <w:r>
-        <w:t>④ 회사는 청약 또는 공급자 선택 전에 관계 법령에서 요구하는 범위의 공급자 신원·사업자 정보와 주요 거래조건을 고객이 확인할 수 있도록 제공합니다.</w:t>
+        <w:t>④ 회사는 청약 또는 전문가 선택 전에 관계 법령에서 요구하는 범위의 전문가 신원·사업자 정보와 주요 거래조건을 고객이 확인할 수 있도록 제공합니다.</w:t>
       </w:r>
     </w:p>
     <w:p>
@@ -927,7 +927,7 @@
         <w:keepLines/>
       </w:pPr>
       <w:r>
-        <w:t>② 채택 전 단계에서는 미선택 공급자에게 고객의 전화번호와 상세주소를 공개하지 않습니다. 공급자는 서비스, 지역, 승인 및 자격 조건을 충족하는 범위에서만 요청을 확인하거나 견적을 제출할 수 있습니다.</w:t>
+        <w:t>② 채택 전 단계에서는 미선택 전문가에게 고객의 전화번호와 상세주소를 공개하지 않습니다. 전문가는 서비스, 지역, 승인 및 자격 조건을 충족하는 범위에서만 요청을 확인하거나 견적을 제출할 수 있습니다.</w:t>
       </w:r>
     </w:p>
     <w:p>
@@ -935,7 +935,7 @@
         <w:keepLines/>
       </w:pPr>
       <w:r>
-        <w:t>③ 공급자의 견적은 서비스 범위, 총액, 유효기간 및 추가조건을 포함할 수 있으며, 고객은 선택 전에 내용을 확인해야 합니다.</w:t>
+        <w:t>③ 전문가의 견적은 서비스 범위, 총액, 유효기간 및 추가조건을 포함할 수 있으며, 고객은 선택 전에 내용을 확인해야 합니다.</w:t>
       </w:r>
     </w:p>
     <w:p>
@@ -959,7 +959,7 @@
         <w:keepLines/>
       </w:pPr>
       <w:r>
-        <w:t>① 고객은 선택한 공급자에게 서비스 대금을 직접 지급합니다. 회사가 PG 결제 또는 예치 서비스를 도입하는 경우 별도 고지와 필요한 동의를 거쳐 적용합니다.</w:t>
+        <w:t>① 고객은 선택한 전문가에게 서비스 대금을 직접 지급합니다. 회사가 PG 결제 또는 예치 서비스를 도입하는 경우 별도 고지와 필요한 동의를 거쳐 적용합니다.</w:t>
       </w:r>
     </w:p>
     <w:p>
@@ -975,7 +975,7 @@
         <w:keepLines/>
       </w:pPr>
       <w:r>
-        <w:t>③ 직접지급의 시기·방법·증빙 및 지급확인은 고객과 공급자가 합의하되, 분쟁 예방을 위해 플랫폼에 지급확인 기록을 남길 수 있습니다.</w:t>
+        <w:t>③ 직접지급의 시기·방법·증빙 및 지급확인은 고객과 전문가가 합의하되, 분쟁 예방을 위해 플랫폼에 지급확인 기록을 남길 수 있습니다.</w:t>
       </w:r>
     </w:p>
     <w:p>
@@ -983,7 +983,7 @@
         <w:keepLines/>
       </w:pPr>
       <w:r>
-        <w:t>④ 회사는 고객으로부터 공급자 수수료를 대신 징수하지 않으며, 공급자에게 부과되는 플랫폼 수수료는 고객의 서비스 대금과 구분됩니다.</w:t>
+        <w:t>④ 회사는 고객으로부터 전문가 수수료를 대신 징수하지 않으며, 전문가에게 부과되는 플랫폼 수수료는 고객의 서비스 대금과 구분됩니다.</w:t>
       </w:r>
     </w:p>
     <w:p>
@@ -999,7 +999,7 @@
         <w:keepLines/>
       </w:pPr>
       <w:r>
-        <w:t>① 고객과 공급자는 플랫폼에서 일정 제안·확정·변경 기록을 확인해야 합니다.</w:t>
+        <w:t>① 고객과 전문가는 플랫폼에서 일정 제안·확정·변경 기록을 확인해야 합니다.</w:t>
       </w:r>
     </w:p>
     <w:p>
@@ -1007,7 +1007,7 @@
         <w:keepLines/>
       </w:pPr>
       <w:r>
-        <w:t>② 고객은 공급자가 합의된 장소에 출입하고 서비스를 수행할 수 있도록 필요한 정보를 제공하고 안전한 작업환경을 마련해야 합니다.</w:t>
+        <w:t>② 고객은 전문가가 합의된 장소에 출입하고 서비스를 수행할 수 있도록 필요한 정보를 제공하고 안전한 작업환경을 마련해야 합니다.</w:t>
       </w:r>
     </w:p>
     <w:p>
@@ -1031,7 +1031,7 @@
         <w:keepLines/>
       </w:pPr>
       <w:r>
-        <w:t>① 취소, 청약철회, 환급 및 위약금은 관계 법령, 서비스 진행단계, 실제 발생비용 및 고객과 공급자가 사전에 확인한 거래조건에 따릅니다.</w:t>
+        <w:t>① 취소, 청약철회, 환급 및 위약금은 관계 법령, 서비스 진행단계, 실제 발생비용 및 고객과 전문가가 사전에 확인한 거래조건에 따릅니다.</w:t>
       </w:r>
     </w:p>
     <w:p>
@@ -1047,7 +1047,7 @@
         <w:keepLines/>
       </w:pPr>
       <w:r>
-        <w:t>③ 공급자의 귀책으로 서비스를 제공하지 못하거나 계약내용과 현저히 다르게 이행한 경우 고객은 시정, 재이행, 감액, 해제·해지 또는 손해배상을 요구할 수 있습니다.</w:t>
+        <w:t>③ 전문가의 귀책으로 서비스를 제공하지 못하거나 계약내용과 현저히 다르게 이행한 경우 고객은 시정, 재이행, 감액, 해제·해지 또는 손해배상을 요구할 수 있습니다.</w:t>
       </w:r>
     </w:p>
     <w:p>
@@ -1055,7 +1055,7 @@
         <w:keepLines/>
       </w:pPr>
       <w:r>
-        <w:t>④ 직접지급된 금액의 반환은 원칙적으로 공급자가 처리하며 회사는 기록 제공, 연락 및 분쟁조정 절차를 지원합니다.</w:t>
+        <w:t>④ 직접지급된 금액의 반환은 원칙적으로 전문가가 처리하며 회사는 기록 제공, 연락 및 분쟁조정 절차를 지원합니다.</w:t>
       </w:r>
     </w:p>
     <w:p>
@@ -1079,7 +1079,7 @@
         <w:keepLines/>
       </w:pPr>
       <w:r>
-        <w:t>② 고객의 전화번호와 상세주소는 고객이 공급자를 선택하거나 서비스 수행을 위해 담당 공급자가 배정된 경우 등 필요한 시점에 한해 해당 공급자에게 제공합니다. 회사는 필요한 경우 별도의 제3자 제공 동의를 받습니다.</w:t>
+        <w:t>② 고객의 전화번호와 상세주소는 고객이 전문가를 선택하거나 서비스 수행을 위해 담당 전문가가 배정된 경우 등 필요한 시점에 한해 해당 전문가에게 제공합니다. 회사는 필요한 경우 별도의 제3자 제공 동의를 받습니다.</w:t>
       </w:r>
     </w:p>
     <w:p>
@@ -1087,7 +1087,7 @@
         <w:keepLines/>
       </w:pPr>
       <w:r>
-        <w:t>③ 거래 종료, 공급자 교체 또는 접근권한 종료 후 공급자는 고객 개인정보를 신규 조회하거나 목적 외 이용해서는 안 됩니다.</w:t>
+        <w:t>③ 거래 종료, 전문가 교체 또는 접근권한 종료 후 전문가는 고객 개인정보를 신규 조회하거나 목적 외 이용해서는 안 됩니다.</w:t>
       </w:r>
     </w:p>
     <w:p>
@@ -1239,7 +1239,7 @@
         <w:keepLines/>
       </w:pPr>
       <w:r>
-        <w:t>② 회사는 공급자의 행위에 대해 무조건적인 품질보증을 하지 않지만, 공급자 신원정보 제공, 중개시스템 운영 및 법령상 소비자보호 의무를 성실히 이행합니다.</w:t>
+        <w:t>② 회사는 전문가의 행위에 대해 무조건적인 품질보증을 하지 않지만, 전문가 신원정보 제공, 중개시스템 운영 및 법령상 소비자보호 의무를 성실히 이행합니다.</w:t>
       </w:r>
     </w:p>
     <w:p>
@@ -1336,7 +1336,7 @@
                 <w:color w:val="152321"/>
                 <w:sz w:val="19"/>
               </w:rPr>
-              <w:t>회사는 중개자이며 개별 거래 당사자는 고객과 공급자입니다. 고객은 공급자에게 직접 지급합니다. 전화번호와 상세주소는 선택·배정 전에는 공개되지 않습니다. 취소·환급 조건과 공급자 신원정보는 거래 전에 확인해야 합니다.</w:t>
+              <w:t>회사는 중개자이며 개별 거래 당사자는 고객과 전문가입니다. 고객은 전문가에게 직접 지급합니다. 전화번호와 상세주소는 선택·배정 전에는 공개되지 않습니다. 취소·환급 조건과 전문가 신원정보는 거래 전에 확인해야 합니다.</w:t>
             </w:r>
           </w:p>
         </w:tc>
